--- a/Docs/Documentation - temp.docx
+++ b/Docs/Documentation - temp.docx
@@ -18,6 +18,7 @@
     <w:p>
       <w:pPr>
         <w:rPr>
+          <w:rtl/>
           <w:lang w:val="en-US"/>
         </w:rPr>
       </w:pPr>
@@ -114,6 +115,240 @@
           <w:lang w:val="en-US"/>
         </w:rPr>
       </w:pPr>
+      <w:r>
+        <w:rPr>
+          <w:lang w:val="en-US"/>
+        </w:rPr>
+        <w:t xml:space="preserve">However Covert et. Al used different reference values than the ones used by us, while we used the median of toxicity tests in the ecotox database for each pollutant and taxonomic group, </w:t>
+      </w:r>
+      <w:r>
+        <w:rPr>
+          <w:lang w:val="en-US"/>
+        </w:rPr>
+        <w:t xml:space="preserve">while </w:t>
+      </w:r>
+      <w:r>
+        <w:rPr>
+          <w:lang w:val="en-US"/>
+        </w:rPr>
+        <w:fldChar w:fldCharType="begin" w:fldLock="1"/>
+      </w:r>
+      <w:r>
+        <w:rPr>
+          <w:lang w:val="en-US"/>
+        </w:rPr>
+        <w:instrText>ADDIN paperpile_citation &lt;clusterId&gt;D998K956G446D139&lt;/clusterId&gt;&lt;metadata&gt;&lt;citation&gt;&lt;id&gt;8a70970a-08e7-0058-a25b-b110be63c511&lt;/id&gt;&lt;/citation&gt;&lt;/metadata&gt;&lt;data&gt;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&lt;/data&gt; \* MERGEFORMAT</w:instrText>
+      </w:r>
+      <w:r>
+        <w:rPr>
+          <w:lang w:val="en-US"/>
+        </w:rPr>
+        <w:fldChar w:fldCharType="separate"/>
+      </w:r>
+      <w:r>
+        <w:rPr>
+          <w:noProof/>
+          <w:lang w:val="en-US"/>
+        </w:rPr>
+        <w:t xml:space="preserve">Covert et al. </w:t>
+      </w:r>
+      <w:r>
+        <w:rPr>
+          <w:noProof/>
+          <w:lang w:val="en-US"/>
+        </w:rPr>
+        <w:t>(</w:t>
+      </w:r>
+      <w:r>
+        <w:rPr>
+          <w:noProof/>
+          <w:lang w:val="en-US"/>
+        </w:rPr>
+        <w:t>2020)</w:t>
+      </w:r>
+      <w:r>
+        <w:rPr>
+          <w:lang w:val="en-US"/>
+        </w:rPr>
+        <w:fldChar w:fldCharType="end"/>
+      </w:r>
+      <w:r>
+        <w:rPr>
+          <w:lang w:val="en-US"/>
+        </w:rPr>
+        <w:t xml:space="preserve"> used the “a</w:t>
+      </w:r>
+      <w:r>
+        <w:rPr>
+          <w:lang w:val="en-US"/>
+        </w:rPr>
+        <w:t xml:space="preserve">quatic </w:t>
+      </w:r>
+      <w:r>
+        <w:rPr>
+          <w:lang w:val="en-US"/>
+        </w:rPr>
+        <w:t>l</w:t>
+      </w:r>
+      <w:r>
+        <w:rPr>
+          <w:lang w:val="en-US"/>
+        </w:rPr>
+        <w:t xml:space="preserve">ife </w:t>
+      </w:r>
+      <w:r>
+        <w:rPr>
+          <w:lang w:val="en-US"/>
+        </w:rPr>
+        <w:t>b</w:t>
+      </w:r>
+      <w:r>
+        <w:rPr>
+          <w:lang w:val="en-US"/>
+        </w:rPr>
+        <w:t xml:space="preserve">enchmarks and </w:t>
+      </w:r>
+      <w:r>
+        <w:rPr>
+          <w:lang w:val="en-US"/>
+        </w:rPr>
+        <w:t>e</w:t>
+      </w:r>
+      <w:r>
+        <w:rPr>
+          <w:lang w:val="en-US"/>
+        </w:rPr>
+        <w:t xml:space="preserve">cological </w:t>
+      </w:r>
+      <w:r>
+        <w:rPr>
+          <w:lang w:val="en-US"/>
+        </w:rPr>
+        <w:t>r</w:t>
+      </w:r>
+      <w:r>
+        <w:rPr>
+          <w:lang w:val="en-US"/>
+        </w:rPr>
+        <w:t xml:space="preserve">isk </w:t>
+      </w:r>
+      <w:r>
+        <w:rPr>
+          <w:lang w:val="en-US"/>
+        </w:rPr>
+        <w:t>a</w:t>
+      </w:r>
+      <w:r>
+        <w:rPr>
+          <w:lang w:val="en-US"/>
+        </w:rPr>
+        <w:t xml:space="preserve">ssessments for </w:t>
+      </w:r>
+      <w:r>
+        <w:rPr>
+          <w:lang w:val="en-US"/>
+        </w:rPr>
+        <w:t>r</w:t>
+      </w:r>
+      <w:r>
+        <w:rPr>
+          <w:lang w:val="en-US"/>
+        </w:rPr>
+        <w:t xml:space="preserve">egistered </w:t>
+      </w:r>
+      <w:r>
+        <w:rPr>
+          <w:lang w:val="en-US"/>
+        </w:rPr>
+        <w:t>p</w:t>
+      </w:r>
+      <w:r>
+        <w:rPr>
+          <w:lang w:val="en-US"/>
+        </w:rPr>
+        <w:t>esticides</w:t>
+      </w:r>
+      <w:r>
+        <w:rPr>
+          <w:lang w:val="en-US"/>
+        </w:rPr>
+        <w:t xml:space="preserve"> </w:t>
+      </w:r>
+      <w:r>
+        <w:rPr>
+          <w:lang w:val="en-US"/>
+        </w:rPr>
+        <w:fldChar w:fldCharType="begin" w:fldLock="1"/>
+      </w:r>
+      <w:r>
+        <w:rPr>
+          <w:lang w:val="en-US"/>
+        </w:rPr>
+        <w:instrText>ADDIN paperpile_citation &lt;clusterId&gt;Z751N811J291G812&lt;/clusterId&gt;&lt;metadata&gt;&lt;citation&gt;&lt;id&gt;a1fe7446-1905-4f55-9b80-e2c61f6f8520&lt;/id&gt;&lt;/citation&gt;&lt;/metadata&gt;&lt;data&gt;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&lt;/data&gt; \* MERGEFORMAT</w:instrText>
+      </w:r>
+      <w:r>
+        <w:rPr>
+          <w:lang w:val="en-US"/>
+        </w:rPr>
+        <w:fldChar w:fldCharType="separate"/>
+      </w:r>
+      <w:r>
+        <w:rPr>
+          <w:noProof/>
+          <w:lang w:val="en-US"/>
+        </w:rPr>
+        <w:t>(US-EPA 2026)</w:t>
+      </w:r>
+      <w:r>
+        <w:rPr>
+          <w:lang w:val="en-US"/>
+        </w:rPr>
+        <w:fldChar w:fldCharType="end"/>
+      </w:r>
+      <w:r>
+        <w:rPr>
+          <w:lang w:val="en-US"/>
+        </w:rPr>
+        <w:t xml:space="preserve"> In order to compare the two we created a separate script that build</w:t>
+      </w:r>
+      <w:r>
+        <w:rPr>
+          <w:lang w:val="en-US"/>
+        </w:rPr>
+        <w:t>s</w:t>
+      </w:r>
+      <w:r>
+        <w:rPr>
+          <w:lang w:val="en-US"/>
+        </w:rPr>
+        <w:t xml:space="preserve"> </w:t>
+      </w:r>
+      <w:r>
+        <w:rPr>
+          <w:lang w:val="en-US"/>
+        </w:rPr>
+        <w:t xml:space="preserve">a reference toxicity that is the input of our app from the same aquatic life benchmark Covert et. Al. (2020) used. This way we validated the functioning of our application. Additionally, we manually tested the calculation of 20 pollutant/taxon combination to make sure these are performed correctly. </w:t>
+      </w:r>
+    </w:p>
+    <w:p>
+      <w:pPr>
+        <w:rPr>
+          <w:lang w:val="en-US"/>
+        </w:rPr>
+      </w:pPr>
+      <w:r>
+        <w:rPr>
+          <w:lang w:val="en-US"/>
+        </w:rPr>
+        <w:t>Keep a reference to DSSTOX and describe a method of CAS_aquisition</w:t>
+      </w:r>
+    </w:p>
+    <w:p>
+      <w:pPr>
+        <w:rPr>
+          <w:lang w:val="en-US"/>
+        </w:rPr>
+      </w:pPr>
     </w:p>
     <w:p>
       <w:pPr>
@@ -127,6 +362,7 @@
         <w:spacing w:after="0" w:line="240" w:lineRule="auto"/>
         <w:ind w:left="720" w:hanging="720"/>
         <w:rPr>
+          <w:noProof/>
           <w:lang w:val="en-US"/>
         </w:rPr>
       </w:pPr>
@@ -169,6 +405,22 @@
           <w:lang w:val="en-US"/>
         </w:rPr>
         <w:t xml:space="preserve"> 745 (141285): 141285.</w:t>
+      </w:r>
+    </w:p>
+    <w:p>
+      <w:pPr>
+        <w:spacing w:after="0" w:line="240" w:lineRule="auto"/>
+        <w:ind w:left="720" w:hanging="720"/>
+        <w:rPr>
+          <w:lang w:val="en-US"/>
+        </w:rPr>
+      </w:pPr>
+      <w:r>
+        <w:rPr>
+          <w:noProof/>
+          <w:lang w:val="en-US"/>
+        </w:rPr>
+        <w:t>US-EPA. 2026. “Aquatic Life Benchmarks and Ecological Risk Assessments for Registered Pesticides.” US EPA. 2026. https://www.epa.gov/pesticide-science-and-assessing-pesticide-risks/aquatic-life-benchmarks-and-ecological-risk.</w:t>
       </w:r>
       <w:r>
         <w:rPr>
@@ -790,6 +1042,7 @@
   <w:style w:type="character" w:default="1" w:styleId="a0">
     <w:name w:val="Default Paragraph Font"/>
     <w:uiPriority w:val="1"/>
+    <w:semiHidden/>
     <w:unhideWhenUsed/>
   </w:style>
   <w:style w:type="table" w:default="1" w:styleId="a1">
